--- a/output/北塩原村_介護保険側への申し送り.docx
+++ b/output/北塩原村_介護保険側への申し送り.docx
@@ -520,7 +520,7 @@
                 <w:b w:val="0"/>
                 <w:sz w:val="16"/>
               </w:rPr>
-              <w:t>adf453f</w:t>
+              <w:t>11ae7a3</w:t>
             </w:r>
           </w:p>
         </w:tc>

--- a/output/北塩原村_介護保険側への申し送り.docx
+++ b/output/北塩原村_介護保険側への申し送り.docx
@@ -520,7 +520,7 @@
                 <w:b w:val="0"/>
                 <w:sz w:val="16"/>
               </w:rPr>
-              <w:t>11ae7a3</w:t>
+              <w:t>365a456</w:t>
             </w:r>
           </w:p>
         </w:tc>

--- a/output/北塩原村_介護保険側への申し送り.docx
+++ b/output/北塩原村_介護保険側への申し送り.docx
@@ -520,7 +520,7 @@
                 <w:b w:val="0"/>
                 <w:sz w:val="16"/>
               </w:rPr>
-              <w:t>365a456</w:t>
+              <w:t>―（中身のハッシュで指定）</w:t>
             </w:r>
           </w:p>
         </w:tc>
@@ -538,7 +538,7 @@
                 <w:b w:val="0"/>
                 <w:sz w:val="16"/>
               </w:rPr>
-              <w:t>令和８年10月12日</w:t>
+              <w:t>令和８年10月13日</w:t>
             </w:r>
           </w:p>
         </w:tc>
@@ -556,7 +556,7 @@
                 <w:b w:val="0"/>
                 <w:sz w:val="16"/>
               </w:rPr>
-              <w:t>―</w:t>
+              <w:t>6b1d6e92cda1</w:t>
             </w:r>
           </w:p>
         </w:tc>
@@ -1935,7 +1935,7 @@
                 <w:b w:val="0"/>
                 <w:sz w:val="17"/>
               </w:rPr>
-              <w:t>当方は相手方の素案を読むとき、ブランチ名・コミット・取得日・内容の sha256 の先頭16桁を生成器に書き、生成のたびに現物のハッシュと突き合わせます。版が入れ替わっていれば生成が止まります。相手方からも当方の版をコミットで指定していただけますと、どの版を見た突合なのかが後から分かります</w:t>
+              <w:t>当方は相手方の素案を読むとき、ブランチ名・コミット・取得日・内容の sha256 の先頭16桁を生成器に書き、生成のたびに現物のハッシュと突き合わせます。版が入れ替わっていれば生成が止まります。当方の正本の版も、コミットではなく本文テキストの sha256 の先頭12桁でお示しします。コミットは本書を作り直すたびに動いてしまい、どの版を見た突合なのかが後から分からなくなるためです。同じ正本からは必ず同じ値になりますので、お手元でも確かめられます</w:t>
             </w:r>
           </w:p>
         </w:tc>

--- a/output/北塩原村_介護保険側への申し送り.docx
+++ b/output/北塩原村_介護保険側への申し送り.docx
@@ -556,7 +556,7 @@
                 <w:b w:val="0"/>
                 <w:sz w:val="16"/>
               </w:rPr>
-              <w:t>6b1d6e92cda1</w:t>
+              <w:t>5db859c5e826</w:t>
             </w:r>
           </w:p>
         </w:tc>

--- a/output/北塩原村_介護保険側への申し送り.docx
+++ b/output/北塩原村_介護保険側への申し送り.docx
@@ -556,7 +556,7 @@
                 <w:b w:val="0"/>
                 <w:sz w:val="16"/>
               </w:rPr>
-              <w:t>5db859c5e826</w:t>
+              <w:t>d9ec9e9f27de</w:t>
             </w:r>
           </w:p>
         </w:tc>

--- a/output/北塩原村_介護保険側への申し送り.docx
+++ b/output/北塩原村_介護保険側への申し送り.docx
@@ -556,7 +556,7 @@
                 <w:b w:val="0"/>
                 <w:sz w:val="16"/>
               </w:rPr>
-              <w:t>d9ec9e9f27de</w:t>
+              <w:t>67518e8bc03d</w:t>
             </w:r>
           </w:p>
         </w:tc>

--- a/output/北塩原村_介護保険側への申し送り.docx
+++ b/output/北塩原村_介護保険側への申し送り.docx
@@ -556,7 +556,7 @@
                 <w:b w:val="0"/>
                 <w:sz w:val="16"/>
               </w:rPr>
-              <w:t>67518e8bc03d</w:t>
+              <w:t>7f1578f7ba99</w:t>
             </w:r>
           </w:p>
         </w:tc>

--- a/output/北塩原村_介護保険側への申し送り.docx
+++ b/output/北塩原村_介護保険側への申し送り.docx
@@ -556,7 +556,7 @@
                 <w:b w:val="0"/>
                 <w:sz w:val="16"/>
               </w:rPr>
-              <w:t>7f1578f7ba99</w:t>
+              <w:t>3ea71d37d8a2</w:t>
             </w:r>
           </w:p>
         </w:tc>

--- a/output/北塩原村_介護保険側への申し送り.docx
+++ b/output/北塩原村_介護保険側への申し送り.docx
@@ -556,7 +556,7 @@
                 <w:b w:val="0"/>
                 <w:sz w:val="16"/>
               </w:rPr>
-              <w:t>3ea71d37d8a2</w:t>
+              <w:t>b78007408067</w:t>
             </w:r>
           </w:p>
         </w:tc>

--- a/output/北塩原村_介護保険側への申し送り.docx
+++ b/output/北塩原村_介護保険側への申し送り.docx
@@ -556,7 +556,7 @@
                 <w:b w:val="0"/>
                 <w:sz w:val="16"/>
               </w:rPr>
-              <w:t>b78007408067</w:t>
+              <w:t>f94027e787fb</w:t>
             </w:r>
           </w:p>
         </w:tc>

--- a/output/北塩原村_介護保険側への申し送り.docx
+++ b/output/北塩原村_介護保険側への申し送り.docx
@@ -556,7 +556,7 @@
                 <w:b w:val="0"/>
                 <w:sz w:val="16"/>
               </w:rPr>
-              <w:t>f94027e787fb</w:t>
+              <w:t>2086d7b9eaa3</w:t>
             </w:r>
           </w:p>
         </w:tc>

--- a/output/北塩原村_介護保険側への申し送り.docx
+++ b/output/北塩原村_介護保険側への申し送り.docx
@@ -556,7 +556,7 @@
                 <w:b w:val="0"/>
                 <w:sz w:val="16"/>
               </w:rPr>
-              <w:t>2086d7b9eaa3</w:t>
+              <w:t>a78c05dc96be</w:t>
             </w:r>
           </w:p>
         </w:tc>

--- a/output/北塩原村_介護保険側への申し送り.docx
+++ b/output/北塩原村_介護保険側への申し送り.docx
@@ -556,7 +556,7 @@
                 <w:b w:val="0"/>
                 <w:sz w:val="16"/>
               </w:rPr>
-              <w:t>a78c05dc96be</w:t>
+              <w:t>bc04a273dd1a</w:t>
             </w:r>
           </w:p>
         </w:tc>

--- a/output/北塩原村_介護保険側への申し送り.docx
+++ b/output/北塩原村_介護保険側への申し送り.docx
@@ -556,7 +556,7 @@
                 <w:b w:val="0"/>
                 <w:sz w:val="16"/>
               </w:rPr>
-              <w:t>bc04a273dd1a</w:t>
+              <w:t>5d00b016d566</w:t>
             </w:r>
           </w:p>
         </w:tc>

--- a/output/北塩原村_介護保険側への申し送り.docx
+++ b/output/北塩原村_介護保険側への申し送り.docx
@@ -556,7 +556,7 @@
                 <w:b w:val="0"/>
                 <w:sz w:val="16"/>
               </w:rPr>
-              <w:t>5d00b016d566</w:t>
+              <w:t>8d6a65d89368</w:t>
             </w:r>
           </w:p>
         </w:tc>
